--- a/lessons/6-13-group2/homework.docx
+++ b/lessons/6-13-group2/homework.docx
@@ -115,7 +115,7 @@
           <wp:inline distT="0" distB="0" distL="0" distR="0">
             <wp:extent cx="1047750" cy="790575"/>
             <wp:effectExtent t="0" r="0" b="0" l="0"/>
-            <wp:docPr id="1" name="" descr="" title=""/>
+            <wp:docPr id="1" name="Prime Factorization" descr="Picture illustrating the vocabulary word &quot;Prime Factorization&quot;" title="Prime Factorization"/>
             <wp:cNvGraphicFramePr>
               <a:graphicFrameLocks xmlns:a="http://schemas.openxmlformats.org/drawingml/2006/main" noChangeAspect="1"/>
             </wp:cNvGraphicFramePr>
@@ -178,7 +178,7 @@
           <wp:inline distT="0" distB="0" distL="0" distR="0">
             <wp:extent cx="1047750" cy="790575"/>
             <wp:effectExtent t="0" r="0" b="0" l="0"/>
-            <wp:docPr id="1" name="" descr="" title=""/>
+            <wp:docPr id="1" name="Prime number" descr="Picture illustrating the vocabulary word &quot;Prime number&quot;" title="Prime number"/>
             <wp:cNvGraphicFramePr>
               <a:graphicFrameLocks xmlns:a="http://schemas.openxmlformats.org/drawingml/2006/main" noChangeAspect="1"/>
             </wp:cNvGraphicFramePr>
@@ -241,7 +241,7 @@
           <wp:inline distT="0" distB="0" distL="0" distR="0">
             <wp:extent cx="1047750" cy="790575"/>
             <wp:effectExtent t="0" r="0" b="0" l="0"/>
-            <wp:docPr id="1" name="" descr="" title=""/>
+            <wp:docPr id="1" name="Composite number" descr="Picture illustrating the vocabulary word &quot;Composite number&quot;" title="Composite number"/>
             <wp:cNvGraphicFramePr>
               <a:graphicFrameLocks xmlns:a="http://schemas.openxmlformats.org/drawingml/2006/main" noChangeAspect="1"/>
             </wp:cNvGraphicFramePr>
@@ -304,7 +304,7 @@
           <wp:inline distT="0" distB="0" distL="0" distR="0">
             <wp:extent cx="1047750" cy="790575"/>
             <wp:effectExtent t="0" r="0" b="0" l="0"/>
-            <wp:docPr id="1" name="" descr="" title=""/>
+            <wp:docPr id="1" name="Factor" descr="Picture illustrating the vocabulary word &quot;Factor&quot;" title="Factor"/>
             <wp:cNvGraphicFramePr>
               <a:graphicFrameLocks xmlns:a="http://schemas.openxmlformats.org/drawingml/2006/main" noChangeAspect="1"/>
             </wp:cNvGraphicFramePr>
@@ -367,7 +367,7 @@
           <wp:inline distT="0" distB="0" distL="0" distR="0">
             <wp:extent cx="1047750" cy="790575"/>
             <wp:effectExtent t="0" r="0" b="0" l="0"/>
-            <wp:docPr id="1" name="" descr="" title=""/>
+            <wp:docPr id="1" name="Factor tree" descr="Picture illustrating the vocabulary word &quot;Factor tree&quot;" title="Factor tree"/>
             <wp:cNvGraphicFramePr>
               <a:graphicFrameLocks xmlns:a="http://schemas.openxmlformats.org/drawingml/2006/main" noChangeAspect="1"/>
             </wp:cNvGraphicFramePr>
@@ -430,7 +430,7 @@
           <wp:inline distT="0" distB="0" distL="0" distR="0">
             <wp:extent cx="1047750" cy="790575"/>
             <wp:effectExtent t="0" r="0" b="0" l="0"/>
-            <wp:docPr id="1" name="" descr="" title=""/>
+            <wp:docPr id="1" name="Exponent" descr="Picture illustrating the vocabulary word &quot;Exponent&quot;" title="Exponent"/>
             <wp:cNvGraphicFramePr>
               <a:graphicFrameLocks xmlns:a="http://schemas.openxmlformats.org/drawingml/2006/main" noChangeAspect="1"/>
             </wp:cNvGraphicFramePr>
@@ -524,31 +524,31 @@
         <w:spacing w:after="40" w:before="0"/>
       </w:pPr>
       <w:r>
-        <w:t xml:space="preserve">     A. Both get the same prime factorization: 2 × 2 × 3 × 5</w:t>
-      </w:r>
-    </w:p>
-    <w:p>
-      <w:pPr>
-        <w:spacing w:after="40" w:before="0"/>
-      </w:pPr>
-      <w:r>
-        <w:t xml:space="preserve">     B. Only Student A gets the correct prime factorization</w:t>
-      </w:r>
-    </w:p>
-    <w:p>
-      <w:pPr>
-        <w:spacing w:after="40" w:before="0"/>
-      </w:pPr>
-      <w:r>
-        <w:t xml:space="preserve">     C. Only Student B gets the correct prime factorization</w:t>
-      </w:r>
-    </w:p>
-    <w:p>
-      <w:pPr>
-        <w:spacing w:after="40" w:before="0"/>
-      </w:pPr>
-      <w:r>
-        <w:t xml:space="preserve">     D. They will get different prime factorizations</w:t>
+        <w:t xml:space="preserve">     A. Only Student A gets the correct prime factorization</w:t>
+      </w:r>
+    </w:p>
+    <w:p>
+      <w:pPr>
+        <w:spacing w:after="40" w:before="0"/>
+      </w:pPr>
+      <w:r>
+        <w:t xml:space="preserve">     B. Only Student B gets the correct prime factorization</w:t>
+      </w:r>
+    </w:p>
+    <w:p>
+      <w:pPr>
+        <w:spacing w:after="40" w:before="0"/>
+      </w:pPr>
+      <w:r>
+        <w:t xml:space="preserve">     C. They will get different prime factorizations</w:t>
+      </w:r>
+    </w:p>
+    <w:p>
+      <w:pPr>
+        <w:spacing w:after="40" w:before="0"/>
+      </w:pPr>
+      <w:r>
+        <w:t xml:space="preserve">     D. Both get the same prime factorization: 2 × 2 × 3 × 5</w:t>
       </w:r>
     </w:p>
     <w:p>
@@ -843,7 +843,7 @@
           <w:b/>
           <w:bCs/>
         </w:rPr>
-        <w:t xml:space="preserve">1. A. Both get the same prime factorization: 2 × 2 × 3 × 5</w:t>
+        <w:t xml:space="preserve">1. D. Both get the same prime factorization: 2 × 2 × 3 × 5</w:t>
       </w:r>
     </w:p>
     <w:p>
@@ -1144,7 +1144,14 @@
 <file path=word/styles.xml><?xml version="1.0" encoding="utf-8"?>
 <w:styles xmlns:mc="http://schemas.openxmlformats.org/markup-compatibility/2006" xmlns:r="http://schemas.openxmlformats.org/officeDocument/2006/relationships" xmlns:w="http://schemas.openxmlformats.org/wordprocessingml/2006/main" xmlns:w14="http://schemas.microsoft.com/office/word/2010/wordml" xmlns:w15="http://schemas.microsoft.com/office/word/2012/wordml" mc:Ignorable="w14 w15">
   <w:docDefaults>
-    <w:rPrDefault/>
+    <w:rPrDefault>
+      <w:rPr>
+        <w:rFonts w:ascii="Arial" w:cs="Arial" w:eastAsia="Arial" w:hAnsi="Arial"/>
+        <w:sz w:val="22"/>
+        <w:szCs w:val="22"/>
+        <w:lang w:val="en-US"/>
+      </w:rPr>
+    </w:rPrDefault>
     <w:pPrDefault/>
   </w:docDefaults>
   <w:style w:type="paragraph" w:styleId="Title">
@@ -1162,10 +1169,16 @@
     <w:basedOn w:val="Normal"/>
     <w:next w:val="Normal"/>
     <w:qFormat/>
-    <w:rPr>
-      <w:color w:val="2E74B5"/>
-      <w:sz w:val="32"/>
-      <w:szCs w:val="32"/>
+    <w:pPr>
+      <w:keepNext/>
+    </w:pPr>
+    <w:rPr>
+      <w:rFonts w:ascii="Arial" w:cs="Arial" w:eastAsia="Arial" w:hAnsi="Arial"/>
+      <w:b/>
+      <w:bCs/>
+      <w:color w:val="183E56"/>
+      <w:sz w:val="34"/>
+      <w:szCs w:val="34"/>
     </w:rPr>
   </w:style>
   <w:style w:type="paragraph" w:styleId="Heading2">
@@ -1173,8 +1186,14 @@
     <w:basedOn w:val="Normal"/>
     <w:next w:val="Normal"/>
     <w:qFormat/>
-    <w:rPr>
-      <w:color w:val="2E74B5"/>
+    <w:pPr>
+      <w:keepNext/>
+    </w:pPr>
+    <w:rPr>
+      <w:rFonts w:ascii="Arial" w:cs="Arial" w:eastAsia="Arial" w:hAnsi="Arial"/>
+      <w:b/>
+      <w:bCs/>
+      <w:color w:val="176B70"/>
       <w:sz w:val="26"/>
       <w:szCs w:val="26"/>
     </w:rPr>

--- a/lessons/6-13-group2/homework.docx
+++ b/lessons/6-13-group2/homework.docx
@@ -816,148 +816,6 @@
         <w:t xml:space="preserve">______________________________________________________________________</w:t>
       </w:r>
     </w:p>
-    <w:p>
-      <w:r>
-        <w:br w:type="page"/>
-      </w:r>
-    </w:p>
-    <w:p>
-      <w:pPr>
-        <w:pStyle w:val="Heading1"/>
-        <w:spacing w:after="120"/>
-      </w:pPr>
-      <w:r>
-        <w:rPr>
-          <w:b/>
-          <w:bCs/>
-        </w:rPr>
-        <w:t xml:space="preserve">Answer Key (Teacher)</w:t>
-      </w:r>
-    </w:p>
-    <w:p>
-      <w:pPr>
-        <w:spacing w:after="40" w:before="0"/>
-      </w:pPr>
-      <w:r>
-        <w:rPr>
-          <w:b/>
-          <w:bCs/>
-        </w:rPr>
-        <w:t xml:space="preserve">1. D. Both get the same prime factorization: 2 × 2 × 3 × 5</w:t>
-      </w:r>
-    </w:p>
-    <w:p>
-      <w:pPr>
-        <w:spacing w:after="20" w:before="0"/>
-      </w:pPr>
-      <w:r>
-        <w:t xml:space="preserve">     The Fundamental Theorem of Arithmetic says every composite number has exactly one prime factorization. No matter how you start the factor tree, you always end with 2 × 2 × 3 × 5.</w:t>
-      </w:r>
-    </w:p>
-    <w:p>
-      <w:pPr>
-        <w:spacing w:after="80" w:before="0"/>
-      </w:pPr>
-      <w:r>
-        <w:rPr>
-          <w:i/>
-          <w:iCs/>
-        </w:rPr>
-        <w:t xml:space="preserve">     Watch for: A common mistake in Prime Factorization is stopping the factor tree too soon — leaving a composite number like 4, 6, 8, or 9 in the final answer instead of continuing to split it. For example, writing 20 = 4 × 5 as the prime factorization (4 is composite) instead of finishing with 20 = 2 × 2 × 5. Before you submit, check every number in your final answer: if any factor can still be broken into smaller factors, the tree isn't finished yet.</w:t>
-      </w:r>
-    </w:p>
-    <w:p>
-      <w:pPr>
-        <w:spacing w:after="40" w:before="0"/>
-      </w:pPr>
-      <w:r>
-        <w:rPr>
-          <w:b/>
-          <w:bCs/>
-        </w:rPr>
-        <w:t xml:space="preserve">2. Spot the Common Mistake</w:t>
-      </w:r>
-    </w:p>
-    <w:p>
-      <w:pPr>
-        <w:spacing w:after="20" w:before="0"/>
-      </w:pPr>
-      <w:r>
-        <w:t xml:space="preserve">     The mistake is in Step 4.</w:t>
-      </w:r>
-    </w:p>
-    <w:p>
-      <w:pPr>
-        <w:spacing w:after="20" w:before="0"/>
-      </w:pPr>
-      <w:r>
-        <w:t xml:space="preserve">     Correct work: 45 = 5 × 3 × 3 has one 5 and two 3's — not two 5's. The exponent on a prime factor shows how many times that factor appears, so the correct form is 45 = 3² × 5 (the 5 has no exponent shown because it appears only once).</w:t>
-      </w:r>
-    </w:p>
-    <w:p>
-      <w:pPr>
-        <w:spacing w:after="80" w:before="0"/>
-      </w:pPr>
-      <w:r>
-        <w:t xml:space="preserve">     Watch for: An exponent records how many times a prime appears, and the last step gave the 5 an exponent of 2 even though 45 = 3 × 3 × 5 contains only one 5. Two 3s and one 5 means the correct form is 45 = 3² × 5.</w:t>
-      </w:r>
-    </w:p>
-    <w:p>
-      <w:pPr>
-        <w:spacing w:after="40" w:before="0"/>
-      </w:pPr>
-      <w:r>
-        <w:rPr>
-          <w:b/>
-          <w:bCs/>
-        </w:rPr>
-        <w:t xml:space="preserve">3. Find Marcus's Mistake</w:t>
-      </w:r>
-    </w:p>
-    <w:p>
-      <w:pPr>
-        <w:spacing w:after="20" w:before="0"/>
-      </w:pPr>
-      <w:r>
-        <w:t xml:space="preserve">     The mistake is in Step 4.</w:t>
-      </w:r>
-    </w:p>
-    <w:p>
-      <w:pPr>
-        <w:spacing w:after="20" w:before="0"/>
-      </w:pPr>
-      <w:r>
-        <w:t xml:space="preserve">     Correct work: 8 = 2 × 4, but 4 is not prime. 4 = 2 × 2, so 8 = 2 × 2 × 2. The correct prime factorization is 48 = 2 × 2 × 2 × 2 × 3 = 2⁴ × 3.</w:t>
-      </w:r>
-    </w:p>
-    <w:p>
-      <w:pPr>
-        <w:spacing w:after="80" w:before="0"/>
-      </w:pPr>
-      <w:r>
-        <w:t xml:space="preserve">     Watch for: Marcus stopped the 8 branch while a composite factor was still in it: 4 is not prime because 4 = 2 × 2, so 8 = 2 × 2 × 2, not 2 × 4. Finishing that branch gives 48 = 2 × 2 × 2 × 2 × 3 = 2⁴ × 3.</w:t>
-      </w:r>
-    </w:p>
-    <w:p>
-      <w:pPr>
-        <w:spacing w:after="40" w:before="0"/>
-      </w:pPr>
-      <w:r>
-        <w:rPr>
-          <w:b/>
-          <w:bCs/>
-        </w:rPr>
-        <w:t xml:space="preserve">4. Open response — answers will vary.</w:t>
-      </w:r>
-    </w:p>
-    <w:p>
-      <w:pPr>
-        <w:spacing w:after="80" w:before="0"/>
-      </w:pPr>
-      <w:r>
-        <w:t xml:space="preserve">     Look for key words: factor tree, prime factorization, same, only one, composite, break down.</w:t>
-      </w:r>
-    </w:p>
     <w:sectPr>
       <w:pgSz w:w="11906" w:h="16838" w:orient="portrait"/>
       <w:pgMar w:top="720" w:right="900" w:bottom="720" w:left="900" w:header="708" w:footer="708" w:gutter="0"/>
